--- a/eu-gmp-rag/ausgabe/Anhang 11 Computergestützte Systeme.docx
+++ b/eu-gmp-rag/ausgabe/Anhang 11 Computergestützte Systeme.docx
@@ -13,6 +13,37 @@
     <w:p>
       <w:r>
         <w:t>Quelle: EU-GMP-Leitfaden, Anhang 11 (Bekanntmachung des BMG), https://www.bundesgesundheitsministerium.de/service/gesetze-und-verordnungen/bekanntmachungen</w:t>
+      </w:r>
+    </w:p>
+    <w:p>
+      <w:pPr>
+        <w:pStyle w:val="Heading2"/>
+      </w:pPr>
+      <w:r>
+        <w:t>Grundsätze</w:t>
+      </w:r>
+    </w:p>
+    <w:p>
+      <w:r>
+        <w:t>Der vorliegende Anhang gilt für alle Arten computergestützter Systeme, die als Bestandteil von GMP-pflichtigen Vorgängen eingesetzt werden. Ein computergestütztes System ist eine Kombination aus Software- und Hardwarekomponenten, die zusammen bestimmte Funktionen erfüllen.</w:t>
+      </w:r>
+    </w:p>
+    <w:p>
+      <w:r>
+        <w:t>Die Anwendung sollte validiert, die IT Infrastruktur sollte qualifiziert sein.</w:t>
+      </w:r>
+    </w:p>
+    <w:p>
+      <w:r>
+        <w:t>Wird eine manuelle Tätigkeit durch ein computergestütztes System ersetzt, darf es in der Folge nicht zu einer Beeinträchtigung der Produktqualität, der Prozesskontrolle oder der Qualitätssicherung kommen. Dabei darf sich das Gesamtrisiko des Prozesses nicht erhöhen.</w:t>
+      </w:r>
+    </w:p>
+    <w:p>
+      <w:pPr>
+        <w:pStyle w:val="Heading2"/>
+      </w:pPr>
+      <w:r>
+        <w:t>Allgemeines</w:t>
       </w:r>
     </w:p>
     <w:p>
@@ -51,7 +82,12 @@
     </w:p>
     <w:p>
       <w:r>
-        <w:t>3.1 Werden Dritte (z.B. Lieferanten, Dienstleister) herangezogen, um z.B. ein computergestütztes System bereitzustellen, zu installieren, zu konfigurieren, zu integrieren, zu validieren, zu warten (z.B. Fernwartung), zu modifizieren oder zu erhalten, Daten zu verarbeiten oder im Zusammenhang stehende Serviceleistungen zu erbringen, müssen formale Vereinbarungen abgeschlossen sein, in denen die Verantwortlichkeiten des Dritten eindeutig beschrieben sind. IT-Abteilungen sollten analog zu Dritten behandelt werden. 3.2 Kompetenz und Zuverlässigkeit des Lieferanten sind Schlüsselfaktoren bei der Auswahl eines Produktes oder eines Dienstleisters. Die Notwendigkeit eines Audits sollte auf einer Risikobewertung basieren.</w:t>
+        <w:t>3.1 Werden Dritte (z.B. Lieferanten, Dienstleister) herangezogen, um z.B. ein computergestütztes System bereitzustellen, zu installieren, zu konfigurieren, zu integrieren, zu validieren, zu warten (z.B. Fernwartung), zu modifizieren oder zu erhalten, Daten zu verarbeiten oder im Zusammenhang stehende Serviceleistungen zu erbringen, müssen formale Vereinbarungen abgeschlossen sein, in denen die Verantwortlichkeiten des Dritten eindeutig beschrieben sind. IT-Abteilungen sollten analog zu Dritten behandelt werden.</w:t>
+      </w:r>
+    </w:p>
+    <w:p>
+      <w:r>
+        <w:t>3.2 Kompetenz und Zuverlässigkeit des Lieferanten sind Schlüsselfaktoren bei der Auswahl eines Produktes oder eines Dienstleisters. Die Notwendigkeit eines Audits sollte auf einer Risikobewertung basieren.</w:t>
       </w:r>
     </w:p>
     <w:p>
@@ -65,6 +101,9 @@
       </w:r>
     </w:p>
     <w:p>
+      <w:pPr>
+        <w:pStyle w:val="Heading2"/>
+      </w:pPr>
       <w:r>
         <w:t>Projektphase</w:t>
       </w:r>
@@ -123,6 +162,9 @@
       </w:r>
     </w:p>
     <w:p>
+      <w:pPr>
+        <w:pStyle w:val="Heading2"/>
+      </w:pPr>
       <w:r>
         <w:t>Betriebsphase</w:t>
       </w:r>
@@ -243,7 +285,12 @@
     </w:p>
     <w:p>
       <w:r>
-        <w:t>12.2 Der Umfang der Sicherheitsmaßnahmen ist von der Kritikalität des computergestützten Systems abhängig. 12.3 Erteilung, Änderung und Entzug von Zugriffsberechtigungen sollten aufgezeichnet werden.</w:t>
+        <w:t>12.2 Der Umfang der Sicherheitsmaßnahmen ist von der Kritikalität des computergestützten Systems abhängig.</w:t>
+      </w:r>
+    </w:p>
+    <w:p>
+      <w:r>
+        <w:t>12.3 Erteilung, Änderung und Entzug von Zugriffsberechtigungen sollten aufgezeichnet werden.</w:t>
       </w:r>
     </w:p>
     <w:p>
@@ -261,12 +308,7 @@
     </w:p>
     <w:p>
       <w:r>
-        <w:t>Alle Vorfälle, nicht nur Systemausfälle und Datenfehler, sollten berichtet und bewertet wer-</w:t>
-      </w:r>
-    </w:p>
-    <w:p>
-      <w:r>
-        <w:t>den. Die Ursache eines kritischen Vorfalls sollte ermittelt werden und die Basis für Korrektur- und Vorbeugemaßnahmen sein.</w:t>
+        <w:t>Alle Vorfälle, nicht nur Systemausfälle und Datenfehler, sollten berichtet und bewertet werden. Die Ursache eines kritischen Vorfalls sollte ermittelt werden und die Basis für Korrektur- und Vorbeugemaßnahmen sein.</w:t>
       </w:r>
     </w:p>
     <w:p>
@@ -337,6 +379,9 @@
       </w:r>
     </w:p>
     <w:p>
+      <w:pPr>
+        <w:pStyle w:val="Heading2"/>
+      </w:pPr>
       <w:r>
         <w:t>Glossar</w:t>
       </w:r>
@@ -362,6 +407,9 @@
       </w:r>
     </w:p>
     <w:p>
+      <w:pPr>
+        <w:pStyle w:val="Heading2"/>
+      </w:pPr>
       <w:r>
         <w:t>Kundenspezifische / für den Kunden spezifisch angepasste computergestützte Systeme: Ein computergestütztes System angepasst an einen spezifischen Geschäftsprozess.</w:t>
       </w:r>
